--- a/docker/demo/files/saltmarsh-letter-to-owners.docx
+++ b/docker/demo/files/saltmarsh-letter-to-owners.docx
@@ -37,10 +37,6 @@
             </w:pPr>
             <w:r>
               <w:rPr/>
-              <w:commentReference w:id="0"/>
-            </w:r>
-            <w:r>
-              <w:rPr/>
               <w:t>Ashcombe Reeve LLP</w:t>
             </w:r>
           </w:p>
@@ -370,21 +366,6 @@
     </w:sectPr>
   </w:body>
 </w:document>
-</file>
-
-<file path=word/comments.xml><?xml version="1.0" encoding="utf-8"?>
-<w:comments xmlns:o="urn:schemas-microsoft-com:office:office" xmlns:r="http://schemas.openxmlformats.org/officeDocument/2006/relationships" xmlns:v="urn:schemas-microsoft-com:vml" xmlns:w="http://schemas.openxmlformats.org/wordprocessingml/2006/main" xmlns:w10="urn:schemas-microsoft-com:office:word" xmlns:wp="http://schemas.openxmlformats.org/drawingml/2006/wordprocessingDrawing" xmlns:pic="http://schemas.openxmlformats.org/drawingml/2006/picture" xmlns:wps="http://schemas.microsoft.com/office/word/2010/wordprocessingShape" xmlns:wpg="http://schemas.microsoft.com/office/word/2010/wordprocessingGroup" xmlns:mc="http://schemas.openxmlformats.org/markup-compatibility/2006" xmlns:wp14="http://schemas.microsoft.com/office/word/2010/wordprocessingDrawing" xmlns:w14="http://schemas.microsoft.com/office/word/2010/wordml" xmlns:w15="http://schemas.microsoft.com/office/word/2012/wordml" mc:Ignorable="w14 wp14 w15">
-  <w:comment w:id="0" w:author="" w:date="2026-10-29T23:07:22Z" w:initials="">
-    <w:p>
-      <w:r>
-        <w:annotationRef/>
-      </w:r>
-      <w:r>
-        <w:t>HTML: &lt;meta http-equiv="content-language" content="en-GB"&gt;</w:t>
-      </w:r>
-    </w:p>
-  </w:comment>
-</w:comments>
 </file>
 
 <file path=word/footer1.xml><?xml version="1.0" encoding="utf-8"?>

--- a/docker/demo/files/saltmarsh-letter-to-owners.docx
+++ b/docker/demo/files/saltmarsh-letter-to-owners.docx
@@ -222,6 +222,8 @@
       </w:pPr>
       <w:r>
         <w:rPr/>
+        <w:t>Without prejudice save as to costs</w:t>
+        <w:br/>
         <w:t>By email and post</w:t>
       </w:r>
     </w:p>
